--- a/backend/templates/General_Document_Template.docx
+++ b/backend/templates/General_Document_Template.docx
@@ -2832,84 +2832,32 @@
 
 <file path=word/header1.xml><?xml version="1.0" encoding="utf-8"?>
 <w:hdr xmlns:wpc="http://schemas.microsoft.com/office/word/2010/wordprocessingCanvas" xmlns:mc="http://schemas.openxmlformats.org/markup-compatibility/2006" xmlns:o="urn:schemas-microsoft-com:office:office" xmlns:r="http://schemas.openxmlformats.org/officeDocument/2006/relationships" xmlns:m="http://schemas.openxmlformats.org/officeDocument/2006/math" xmlns:v="urn:schemas-microsoft-com:vml" xmlns:wp14="http://schemas.microsoft.com/office/word/2010/wordprocessingDrawing" xmlns:wp="http://schemas.openxmlformats.org/drawingml/2006/wordprocessingDrawing" xmlns:w10="urn:schemas-microsoft-com:office:word" xmlns:w="http://schemas.openxmlformats.org/wordprocessingml/2006/main" xmlns:w14="http://schemas.microsoft.com/office/word/2010/wordml" xmlns:w15="http://schemas.microsoft.com/office/word/2012/wordml" xmlns:wpg="http://schemas.microsoft.com/office/word/2010/wordprocessingGroup" xmlns:wpi="http://schemas.microsoft.com/office/word/2010/wordprocessingInk" xmlns:wne="http://schemas.microsoft.com/office/word/2006/wordml" xmlns:wps="http://schemas.microsoft.com/office/word/2010/wordprocessingShape" xmlns:cx="http://schemas.microsoft.com/office/drawing/2014/chartex" xmlns:cx1="http://schemas.microsoft.com/office/drawing/2015/9/8/chartex" xmlns:cx2="http://schemas.microsoft.com/office/drawing/2015/10/21/chartex" xmlns:cx3="http://schemas.microsoft.com/office/drawing/2016/5/9/chartex" xmlns:cx4="http://schemas.microsoft.com/office/drawing/2016/5/10/chartex" xmlns:cx5="http://schemas.microsoft.com/office/drawing/2016/5/11/chartex" xmlns:cx6="http://schemas.microsoft.com/office/drawing/2016/5/12/chartex" xmlns:cx7="http://schemas.microsoft.com/office/drawing/2016/5/13/chartex" xmlns:cx8="http://schemas.microsoft.com/office/drawing/2016/5/14/chartex" xmlns:w16cid="http://schemas.microsoft.com/office/word/2016/wordml/cid" xmlns:w16se="http://schemas.microsoft.com/office/word/2015/wordml/symex">
-  <w:tbl>
-    <w:tblPr>
-      <w:tblW w:type="dxa" w:w="9360"/>
-      <w:tblBorders>
-        <w:top w:val="single" w:color="auto" w:sz="4"/>
-        <w:left w:val="single" w:color="auto" w:sz="4"/>
-        <w:bottom w:val="single" w:color="auto" w:sz="4"/>
-        <w:right w:val="single" w:color="auto" w:sz="4"/>
-        <w:insideH w:val="single" w:color="auto" w:sz="4"/>
-        <w:insideV w:val="single" w:color="auto" w:sz="4"/>
-      </w:tblBorders>
-    </w:tblPr>
-    <w:tblGrid>
-      <w:gridCol w:w="4680"/>
-      <w:gridCol w:w="4680"/>
-    </w:tblGrid>
-    <w:tr>
-      <w:tc>
-        <w:tcPr>
-          <w:tcW w:type="dxa" w:w="4680"/>
-          <w:tcBorders>
-            <w:top w:val="single" w:color="000000" w:sz="1"/>
-            <w:left w:val="single" w:color="000000" w:sz="1"/>
-            <w:bottom w:val="single" w:color="000000" w:sz="1"/>
-            <w:right w:val="single" w:color="000000" w:sz="1"/>
-          </w:tcBorders>
-          <w:tcMar>
-            <w:top w:type="dxa" w:w="60"/>
-            <w:left w:type="dxa" w:w="100"/>
-            <w:bottom w:type="dxa" w:w="60"/>
-            <w:right w:type="dxa" w:w="100"/>
-          </w:tcMar>
-        </w:tcPr>
-        <w:p>
-          <w:r>
-            <w:rPr>
-              <w:rFonts w:ascii="Arial" w:cs="Arial" w:eastAsia="Arial" w:hAnsi="Arial"/>
-              <w:b/>
-              <w:bCs/>
-              <w:sz w:val="18"/>
-              <w:szCs w:val="18"/>
-            </w:rPr>
-            <w:t xml:space="preserve">{{ORGANIZATION_NAME}}</w:t>
-          </w:r>
-        </w:p>
-      </w:tc>
-      <w:tc>
-        <w:tcPr>
-          <w:tcW w:type="dxa" w:w="4680"/>
-          <w:tcBorders>
-            <w:top w:val="single" w:color="000000" w:sz="1"/>
-            <w:left w:val="single" w:color="000000" w:sz="1"/>
-            <w:bottom w:val="single" w:color="000000" w:sz="1"/>
-            <w:right w:val="single" w:color="000000" w:sz="1"/>
-          </w:tcBorders>
-          <w:tcMar>
-            <w:top w:type="dxa" w:w="60"/>
-            <w:left w:type="dxa" w:w="100"/>
-            <w:bottom w:type="dxa" w:w="60"/>
-            <w:right w:type="dxa" w:w="100"/>
-          </w:tcMar>
-        </w:tcPr>
-        <w:p>
-          <w:pPr>
-            <w:jc w:val="right"/>
-          </w:pPr>
-          <w:r>
-            <w:rPr>
-              <w:rFonts w:ascii="Arial" w:cs="Arial" w:eastAsia="Arial" w:hAnsi="Arial"/>
-              <w:sz w:val="16"/>
-              <w:szCs w:val="16"/>
-            </w:rPr>
-            <w:t xml:space="preserve">{{DOCUMENT_ID}}  v{{VERSION}}</w:t>
-          </w:r>
-        </w:p>
-      </w:tc>
-    </w:tr>
-  </w:tbl>
+  <w:p>
+    <w:pPr>
+      <w:tabs>
+        <w:tab w:val="right" w:pos="9360"/>
+      </w:tabs>
+    </w:pPr>
+    <w:r>
+      <w:rPr>
+        <w:rFonts w:ascii="Arial" w:cs="Arial" w:eastAsia="Arial" w:hAnsi="Arial"/>
+        <w:b/>
+        <w:bCs/>
+        <w:sz w:val="18"/>
+        <w:szCs w:val="18"/>
+      </w:rPr>
+      <w:t xml:space="preserve">{{ORGANIZATION_NAME}}</w:t>
+    </w:r>
+    <w:r>
+      <w:rPr>
+        <w:rFonts w:ascii="Arial" w:cs="Arial" w:eastAsia="Arial" w:hAnsi="Arial"/>
+        <w:sz w:val="16"/>
+        <w:szCs w:val="16"/>
+      </w:rPr>
+      <w:tab/>
+      <w:t xml:space="preserve">{{DOCUMENT_ID}}  v{{VERSION}}</w:t>
+    </w:r>
+  </w:p>
 </w:hdr>
 </file>
 
